--- a/tillsyn/A 42880-2026 tillsynsbegäran.docx
+++ b/tillsyn/A 42880-2026 tillsynsbegäran.docx
@@ -1301,7 +1301,7 @@
     <w:r>
       <w:tab/>
       <w:tab/>
-      <w:t>2026-10-16</w:t>
+      <w:t>2026-10-17</w:t>
       <w:br/>
       <w:br/>
     </w:r>

--- a/tillsyn/A 42880-2026 tillsynsbegäran.docx
+++ b/tillsyn/A 42880-2026 tillsynsbegäran.docx
@@ -1301,7 +1301,7 @@
     <w:r>
       <w:tab/>
       <w:tab/>
-      <w:t>2026-10-17</w:t>
+      <w:t>2026-10-18</w:t>
       <w:br/>
       <w:br/>
     </w:r>

--- a/tillsyn/A 42880-2026 tillsynsbegäran.docx
+++ b/tillsyn/A 42880-2026 tillsynsbegäran.docx
@@ -1301,7 +1301,7 @@
     <w:r>
       <w:tab/>
       <w:tab/>
-      <w:t>2026-10-18</w:t>
+      <w:t>2026-10-19</w:t>
       <w:br/>
       <w:br/>
     </w:r>

--- a/tillsyn/A 42880-2026 tillsynsbegäran.docx
+++ b/tillsyn/A 42880-2026 tillsynsbegäran.docx
@@ -1301,7 +1301,7 @@
     <w:r>
       <w:tab/>
       <w:tab/>
-      <w:t>2026-10-19</w:t>
+      <w:t>2026-10-20</w:t>
       <w:br/>
       <w:br/>
     </w:r>

--- a/tillsyn/A 42880-2026 tillsynsbegäran.docx
+++ b/tillsyn/A 42880-2026 tillsynsbegäran.docx
@@ -1301,7 +1301,7 @@
     <w:r>
       <w:tab/>
       <w:tab/>
-      <w:t>2026-10-20</w:t>
+      <w:t>2026-10-21</w:t>
       <w:br/>
       <w:br/>
     </w:r>

--- a/tillsyn/A 42880-2026 tillsynsbegäran.docx
+++ b/tillsyn/A 42880-2026 tillsynsbegäran.docx
@@ -65,7 +65,7 @@
     </w:p>
     <w:p>
       <w:r>
-        <w:t>I och inom 25 meter från avverkningsanmälan finns fynd av 5 naturvårdsarter, varav 4 är rödlistade, 3 är fridlysta och 5 är typiska (T): garnlav (VU, T), knärot (VU, T, §8), dropptaggsvamp (NT, T), tretåig hackspett (NT, T, §4) och spillkråka (T, §4). Se Figur 1.</w:t>
+        <w:t>I och inom 25 meter från avverkningsanmälan finns fynd av 6 naturvårdsarter, varav 4 är rödlistade, 4 är fridlysta, 6 är typiska (T) och 1 är signalart (S): garnlav (VU, T), knärot (VU, T, §8), dropptaggsvamp (NT, T), tretåig hackspett (NT, T, §4), plattlummer (S, T, §9) och spillkråka (T, §4). Se Figur 1.</w:t>
       </w:r>
     </w:p>
     <w:p>
@@ -182,7 +182,7 @@
     </w:p>
     <w:p>
       <w:r>
-        <w:t>I det avverkningsanmälda området finns 8 fyndplatser för knärot registrerade på Artportalen. Figur 2 visar gränserna för buffertzoner på 50 m, som behöver lämnas kring fyndplatserna för att knärotslokalerna inte ska försvinna vid en avverkning. Av det avverkningsanmälda området överlappar 2.30 ha med buffertzonerna och får av detta skäl inte avverkas.</w:t>
+        <w:t>I det avverkningsanmälda området finns 19 fyndplatser för knärot registrerade på Artportalen. Figur 2 visar gränserna för buffertzoner på 50 m, som behöver lämnas kring fyndplatserna för att knärotslokalerna inte ska försvinna vid en avverkning. Av det avverkningsanmälda området överlappar 4.15 ha med buffertzonerna och får av detta skäl inte avverkas.</w:t>
       </w:r>
     </w:p>
     <w:p>
@@ -287,6 +287,35 @@
         <w:rPr>
           <w:b/>
         </w:rPr>
+        <w:t>Plattlummer (§9)</w:t>
+      </w:r>
+      <w:r>
+        <w:t xml:space="preserve"> växer främst i ljusöppna sandtallskogar eller annan gles, torr och brandpräglad hedbarrskog. Den är mest frekvent i olika typer av naturskogar och kontinuitetsskogar och missgynnas markant av slutavverkning och maskinell markberedning. Söder ut i landet förekommer de närstående arterna cypresslummer (EN, §8) och mellanlummer (NT, §9), vilka båda omfattas av EU:s art- och habitatdirektiv. Plattlummer är typisk art för </w:t>
+      </w:r>
+      <w:r>
+        <w:rPr>
+          <w:i/>
+        </w:rPr>
+        <w:t xml:space="preserve">9010 Taiga </w:t>
+      </w:r>
+      <w:r>
+        <w:t>och</w:t>
+      </w:r>
+      <w:r>
+        <w:rPr>
+          <w:i/>
+        </w:rPr>
+        <w:t xml:space="preserve"> 2320 Rissandhedar </w:t>
+      </w:r>
+      <w:r>
+        <w:t>(Nitare &amp; Skogsstyrelsen, 2019; SLU Artdatabanken, 2026).</w:t>
+      </w:r>
+    </w:p>
+    <w:p>
+      <w:r>
+        <w:rPr>
+          <w:b/>
+        </w:rPr>
         <w:t>Spillkråka (§4)</w:t>
       </w:r>
       <w:r>
@@ -348,7 +377,7 @@
     </w:p>
     <w:p>
       <w:r>
-        <w:t>Följande typiska arter har sina livsmiljöer och växtplatser i den avverkningsanmälda skogen: garnlav (VU, T), knärot (VU, T, §8), dropptaggsvamp (NT, T), tretåig hackspett (NT, T, §4) och spillkråka (T, §4).</w:t>
+        <w:t>Följande typiska arter har sina livsmiljöer och växtplatser i den avverkningsanmälda skogen: garnlav (VU, T), knärot (VU, T, §8), dropptaggsvamp (NT, T), tretåig hackspett (NT, T, §4), plattlummer (S, T, §9) och spillkråka (T, §4).</w:t>
       </w:r>
     </w:p>
     <w:p>
@@ -1301,7 +1330,7 @@
     <w:r>
       <w:tab/>
       <w:tab/>
-      <w:t>2026-10-21</w:t>
+      <w:t>2026-10-22</w:t>
       <w:br/>
       <w:br/>
     </w:r>

--- a/tillsyn/A 42880-2026 tillsynsbegäran.docx
+++ b/tillsyn/A 42880-2026 tillsynsbegäran.docx
@@ -1330,7 +1330,7 @@
     <w:r>
       <w:tab/>
       <w:tab/>
-      <w:t>2026-10-22</w:t>
+      <w:t>2026-10-23</w:t>
       <w:br/>
       <w:br/>
     </w:r>

--- a/tillsyn/A 42880-2026 tillsynsbegäran.docx
+++ b/tillsyn/A 42880-2026 tillsynsbegäran.docx
@@ -1330,7 +1330,7 @@
     <w:r>
       <w:tab/>
       <w:tab/>
-      <w:t>2026-10-23</w:t>
+      <w:t>2026-10-24</w:t>
       <w:br/>
       <w:br/>
     </w:r>

--- a/tillsyn/A 42880-2026 tillsynsbegäran.docx
+++ b/tillsyn/A 42880-2026 tillsynsbegäran.docx
@@ -1330,7 +1330,7 @@
     <w:r>
       <w:tab/>
       <w:tab/>
-      <w:t>2026-10-24</w:t>
+      <w:t>2026-10-25</w:t>
       <w:br/>
       <w:br/>
     </w:r>

--- a/tillsyn/A 42880-2026 tillsynsbegäran.docx
+++ b/tillsyn/A 42880-2026 tillsynsbegäran.docx
@@ -1330,7 +1330,7 @@
     <w:r>
       <w:tab/>
       <w:tab/>
-      <w:t>2026-10-25</w:t>
+      <w:t>2026-10-26</w:t>
       <w:br/>
       <w:br/>
     </w:r>

--- a/tillsyn/A 42880-2026 tillsynsbegäran.docx
+++ b/tillsyn/A 42880-2026 tillsynsbegäran.docx
@@ -1330,7 +1330,7 @@
     <w:r>
       <w:tab/>
       <w:tab/>
-      <w:t>2026-10-26</w:t>
+      <w:t>2026-10-27</w:t>
       <w:br/>
       <w:br/>
     </w:r>

--- a/tillsyn/A 42880-2026 tillsynsbegäran.docx
+++ b/tillsyn/A 42880-2026 tillsynsbegäran.docx
@@ -1330,7 +1330,7 @@
     <w:r>
       <w:tab/>
       <w:tab/>
-      <w:t>2026-10-27</w:t>
+      <w:t>2026-10-28</w:t>
       <w:br/>
       <w:br/>
     </w:r>

--- a/tillsyn/A 42880-2026 tillsynsbegäran.docx
+++ b/tillsyn/A 42880-2026 tillsynsbegäran.docx
@@ -1330,7 +1330,7 @@
     <w:r>
       <w:tab/>
       <w:tab/>
-      <w:t>2026-10-28</w:t>
+      <w:t>2026-10-29</w:t>
       <w:br/>
       <w:br/>
     </w:r>

--- a/tillsyn/A 42880-2026 tillsynsbegäran.docx
+++ b/tillsyn/A 42880-2026 tillsynsbegäran.docx
@@ -1330,7 +1330,7 @@
     <w:r>
       <w:tab/>
       <w:tab/>
-      <w:t>2026-10-29</w:t>
+      <w:t>2026-10-31</w:t>
       <w:br/>
       <w:br/>
     </w:r>
